--- a/ky/wisdom-stories/elephant-and-the-rope.docx
+++ b/ky/wisdom-stories/elephant-and-the-rope.docx
@@ -39,7 +39,7 @@
           <w:sz w:val="22"/>
           <w:lang w:val="ky-KG"/>
         </w:rPr>
-        <w:t>Бир саякатчы пилдер кармалган жайдын жанынан өтүп баратып, капысынан токтойт: алп жаныбарлардын алдыңкы буту кыска эле аркан менен казыкка байланып турганын көрүп, аябай таң калат. Чынжыр да, капас да жок. Мындай шартта пилдер арканды каалаган учурда үзүп, оңой эле качып кетчүдөй көрүнгөнү менен, алар качууга такыр аракет кылышчу эмес. Киши жакын жердеги үйрөтүүчүгө барып, бул кереметтүү жаныбарлар эмне үчүн баш ийип, ордунда турганын жана эмнеге качкысы келбей турганын сурайт.</w:t>
+        <w:t>Бир саякатчы пилдер кармалган жайдын жанынан өтүп баратып, капысынан токтойт: алп жаныбарлардын алдыңкы буту кыска эле аркан менен казыкка байланып турганын көрүп, аябай таң калат. Чынжыр да, капас да жок. Мындай шартта пилдер арканды каалаган учурда үзүп, оңой эле качып кетчүдөй көрүнгөнү менен, алар качууга такыр аракет кылышчу эмес. Киши жакын жердеги үйрөтүүчүгө барып, бул кереметтүү жаныбарлар эмне үчүн баш ийип, ордунда турганын жана эмнеге качууга аракет кылбай турганын сурайт.</w:t>
       </w:r>
     </w:p>
     <w:p>
@@ -117,7 +117,7 @@
           <w:sz w:val="22"/>
           <w:lang w:val="ky-KG"/>
         </w:rPr>
-        <w:t xml:space="preserve">Сабак: </w:t>
+        <w:t>Сабак: Кээде бизди аркан эмес, мурдагы ийгиликсиздиктерден жаралган ишенбөөчүлүк тушап турат. «Эл эмне дейт?» деген коркунууну жеңмейинче эркин боло албайсың.</w:t>
       </w:r>
       <w:r>
         <w:rPr>
@@ -126,7 +126,6 @@
           <w:sz w:val="22"/>
           <w:lang w:val="ky-KG"/>
         </w:rPr>
-        <w:t>Кээде бизди аркан эмес, «колуман келбейт» деген эски ишеним тушап турат. Өткөндөгү ийгиликсиздик бүгүнкү мүмкүнчүлүгүңдү чектебесин.</w:t>
       </w:r>
     </w:p>
     <w:p>
@@ -146,7 +145,7 @@
           <w:sz w:val="18"/>
           <w:lang w:val="ky-KG"/>
         </w:rPr>
-        <w:t>Окуя ачык интернет булактарынан алынды.</w:t>
+        <w:t>Аңгемелер ачык интернет булактарынан алынган, иллюстрациялар болсо ЖИ менен түзүлгөн.</w:t>
       </w:r>
     </w:p>
     <w:sectPr>

--- a/ky/wisdom-stories/elephant-and-the-rope.docx
+++ b/ky/wisdom-stories/elephant-and-the-rope.docx
@@ -3,151 +3,61 @@
 <w:document xmlns:wpc="http://schemas.microsoft.com/office/word/2010/wordprocessingCanvas" xmlns:cx="http://schemas.microsoft.com/office/drawing/2014/chartex" xmlns:cx1="http://schemas.microsoft.com/office/drawing/2015/9/8/chartex" xmlns:cx2="http://schemas.microsoft.com/office/drawing/2015/10/21/chartex" xmlns:cx3="http://schemas.microsoft.com/office/drawing/2016/5/9/chartex" xmlns:cx4="http://schemas.microsoft.com/office/drawing/2016/5/10/chartex" xmlns:cx5="http://schemas.microsoft.com/office/drawing/2016/5/11/chartex" xmlns:cx6="http://schemas.microsoft.com/office/drawing/2016/5/12/chartex" xmlns:cx7="http://schemas.microsoft.com/office/drawing/2016/5/13/chartex" xmlns:cx8="http://schemas.microsoft.com/office/drawing/2016/5/14/chartex" xmlns:mc="http://schemas.openxmlformats.org/markup-compatibility/2006" xmlns:aink="http://schemas.microsoft.com/office/drawing/2016/ink" xmlns:am3d="http://schemas.microsoft.com/office/drawing/2017/model3d" xmlns:o="urn:schemas-microsoft-com:office:office" xmlns:oel="http://schemas.microsoft.com/office/2019/extlst" xmlns:r="http://schemas.openxmlformats.org/officeDocument/2006/relationships" xmlns:m="http://schemas.openxmlformats.org/officeDocument/2006/math" xmlns:v="urn:schemas-microsoft-com:vml" xmlns:wp14="http://schemas.microsoft.com/office/word/2010/wordprocessingDrawing" xmlns:wp="http://schemas.openxmlformats.org/drawingml/2006/wordprocessingDrawing" xmlns:w10="urn:schemas-microsoft-com:office:word" xmlns:w="http://schemas.openxmlformats.org/wordprocessingml/2006/main" xmlns:w14="http://schemas.microsoft.com/office/word/2010/wordml" xmlns:w15="http://schemas.microsoft.com/office/word/2012/wordml" xmlns:w16cex="http://schemas.microsoft.com/office/word/2018/wordml/cex" xmlns:w16cid="http://schemas.microsoft.com/office/word/2016/wordml/cid" xmlns:w16="http://schemas.microsoft.com/office/word/2018/wordml" xmlns:w16du="http://schemas.microsoft.com/office/word/2023/wordml/word16du" xmlns:w16sdtdh="http://schemas.microsoft.com/office/word/2020/wordml/sdtdatahash" xmlns:w16sdtfl="http://schemas.microsoft.com/office/word/2024/wordml/sdtformatlock" xmlns:w16se="http://schemas.microsoft.com/office/word/2015/wordml/symex" xmlns:wpg="http://schemas.microsoft.com/office/word/2010/wordprocessingGroup" xmlns:wpi="http://schemas.microsoft.com/office/word/2010/wordprocessingInk" xmlns:wne="http://schemas.microsoft.com/office/word/2006/wordml" xmlns:wps="http://schemas.microsoft.com/office/word/2010/wordprocessingShape" mc:Ignorable="w14 w15 w16se w16cid w16 w16cex w16sdtdh w16sdtfl w16du wp14">
   <w:body>
     <w:p>
-      <w:pPr>
-        <w:pStyle w:val="Title"/>
-        <w:keepNext/>
-        <w:keepLines w:val="0"/>
-        <w:pageBreakBefore w:val="0"/>
-        <w:widowControl/>
-        <w:spacing w:line="269" w:lineRule="auto" w:after="180" w:before="0"/>
-      </w:pPr>
-      <w:bookmarkStart w:id="10048" w:name="Story_49"/>
       <w:r>
         <w:rPr>
-          <w:rFonts w:ascii="Arial" w:hAnsi="Arial"/>
           <w:b/>
-          <w:color w:val="000000"/>
-          <w:sz w:val="34"/>
-          <w:lang w:val="ky-KG"/>
+          <w:bCs/>
         </w:rPr>
         <w:t>Пил жана аркан</w:t>
       </w:r>
-      <w:bookmarkEnd w:id="10048"/>
     </w:p>
     <w:p>
-      <w:pPr>
-        <w:keepNext w:val="0"/>
-        <w:keepLines w:val="0"/>
-        <w:pageBreakBefore w:val="0"/>
-        <w:widowControl/>
-        <w:spacing w:line="269" w:lineRule="auto" w:after="120" w:before="0"/>
-      </w:pPr>
       <w:r>
-        <w:rPr>
-          <w:rFonts w:ascii="Arial" w:eastAsia="Arial" w:hAnsi="Arial"/>
-          <w:color w:val="000000"/>
-          <w:sz w:val="22"/>
-          <w:lang w:val="ky-KG"/>
-        </w:rPr>
-        <w:t>Бир саякатчы пилдер кармалган жайдын жанынан өтүп баратып, капысынан токтойт: алп жаныбарлардын алдыңкы буту кыска эле аркан менен казыкка байланып турганын көрүп, аябай таң калат. Чынжыр да, капас да жок. Мындай шартта пилдер арканды каалаган учурда үзүп, оңой эле качып кетчүдөй көрүнгөнү менен, алар качууга такыр аракет кылышчу эмес. Киши жакын жердеги үйрөтүүчүгө барып, бул кереметтүү жаныбарлар эмне үчүн баш ийип, ордунда турганын жана эмнеге качууга аракет кылбай турганын сурайт.</w:t>
+        <w:t>Бир икаяда жолоочунун таң калыштуу көрүнүшкө туш болгону айтылат: алп пилдердин ар бири алдыңкы бутунан ичке жип менен казыкка байланып туруптур. Чынжыр да, тор да жок экен.</w:t>
       </w:r>
     </w:p>
     <w:p>
-      <w:pPr>
-        <w:keepNext w:val="0"/>
-        <w:keepLines w:val="0"/>
-        <w:pageBreakBefore w:val="0"/>
-        <w:widowControl/>
-        <w:spacing w:line="269" w:lineRule="auto" w:after="120" w:before="0"/>
-      </w:pPr>
       <w:r>
-        <w:rPr>
-          <w:rFonts w:ascii="Arial" w:eastAsia="Arial" w:hAnsi="Arial"/>
-          <w:color w:val="000000"/>
-          <w:sz w:val="22"/>
-          <w:lang w:val="ky-KG"/>
-        </w:rPr>
-        <w:t>Үйрөтүүчү мындай түшүндүрөт:</w:t>
+        <w:t>«Мындай күчтүү жаныбарлар бул жиптерди оңой эле үзүп кетпейби? — деп ойлойт жолоочу. — Эмнеге аракет да кылышпайт?»</w:t>
       </w:r>
     </w:p>
     <w:p>
-      <w:pPr>
-        <w:keepNext w:val="0"/>
-        <w:keepLines w:val="0"/>
-        <w:pageBreakBefore w:val="0"/>
-        <w:widowControl/>
-        <w:spacing w:line="269" w:lineRule="auto" w:after="120" w:before="0"/>
-      </w:pPr>
       <w:r>
-        <w:rPr>
-          <w:rFonts w:ascii="Arial" w:hAnsi="Arial"/>
-          <w:color w:val="000000"/>
-          <w:sz w:val="22"/>
-          <w:lang w:val="ky-KG"/>
-        </w:rPr>
-        <w:t>— Булар кичинекей кезинде ушул арканды үзүүгө алы жетчү эмес. Канча аракет кылышса да бошоно алышпагандыктан, кийин чоңойгондо да «арканды үзө албайбыз» деген ойдон чыга албай калышат.</w:t>
+        <w:t>Ал жакын жерде турган үйрөтүүчүдөн мунун себебин сурайт.</w:t>
       </w:r>
     </w:p>
     <w:p>
-      <w:pPr>
-        <w:keepNext/>
-        <w:keepLines w:val="0"/>
-        <w:pageBreakBefore w:val="0"/>
-        <w:widowControl/>
-        <w:spacing w:line="269" w:lineRule="auto" w:after="120" w:before="0"/>
-      </w:pPr>
       <w:r>
-        <w:rPr>
-          <w:rFonts w:ascii="Arial" w:eastAsia="Arial" w:hAnsi="Arial"/>
-          <w:color w:val="000000"/>
-          <w:sz w:val="22"/>
-          <w:lang w:val="ky-KG"/>
-        </w:rPr>
-        <w:t>Муну уккан киши айран таң калат. Элестетип көрүңүз: бул жаныбарлар каалаган учурда бошоно алышмак, бирок муну мүмкүн эмес деп ишенип, турган жерине байланып кала беришкен.</w:t>
+        <w:t>— Пилдер кичинекей кезинде аларды ушундай жип менен байлайбыз, — деп түшүндүрөт ал. — Канча жулкунушса да, жипти үзө алышпайт. Бара-бара аракет кылбай калышат. Чоңойгон сайын күчү көбөйөт, бирок жипти үзө албайбыз деген ишеними өзгөрбөйт.</w:t>
       </w:r>
     </w:p>
     <w:p>
-      <w:pPr>
-        <w:pStyle w:val="Moral"/>
-        <w:keepNext/>
-        <w:keepLines/>
-        <w:pageBreakBefore w:val="0"/>
-        <w:widowControl/>
-        <w:spacing w:before="120" w:after="120" w:line="269" w:lineRule="auto"/>
-        <w:ind w:left="240" w:right="240"/>
-        <w:rPr>
-          <w:lang/>
-        </w:rPr>
-      </w:pPr>
       <w:r>
-        <w:rPr>
-          <w:rFonts w:ascii="Arial" w:hAnsi="Arial"/>
-          <w:b/>
-          <w:color w:val="000000"/>
-          <w:sz w:val="22"/>
-          <w:lang w:val="ky-KG"/>
-        </w:rPr>
-        <w:t>Сабак: Кээде бизди аркан эмес, мурдагы ийгиликсиздиктерден жаралган ишенбөөчүлүк тушап турат. «Эл эмне дейт?» деген коркунууну жеңмейинче эркин боло албайсың.</w:t>
-      </w:r>
-      <w:r>
-        <w:rPr>
-          <w:rFonts w:ascii="Arial" w:hAnsi="Arial"/>
-          <w:color w:val="000000"/>
-          <w:sz w:val="22"/>
-          <w:lang w:val="ky-KG"/>
-        </w:rPr>
+        <w:t>Жолоочу пилдерди кайра карады. Аларды кармап турган буттарындагы жип эле эмес экен. Бир кезде колунан келбеген нерсе бүгүн да келбейт деген ишеним аларды ордунан чыгарбай кармап туруптур.</w:t>
       </w:r>
     </w:p>
     <w:p>
-      <w:pPr>
-        <w:keepNext w:val="0"/>
-        <w:keepLines w:val="0"/>
-        <w:pageBreakBefore w:val="0"/>
-        <w:widowControl/>
-        <w:spacing w:before="0" w:after="160" w:line="269" w:lineRule="auto"/>
-        <w:jc w:val="right"/>
-      </w:pPr>
       <w:r>
         <w:rPr>
-          <w:rFonts w:ascii="Arial" w:eastAsia="Arial" w:hAnsi="Arial" w:cs="Arial"/>
-          <w:i/>
-          <w:color w:val="000000"/>
-          <w:sz w:val="18"/>
-          <w:lang w:val="ky-KG"/>
+          <w:b/>
+          <w:bCs/>
         </w:rPr>
-        <w:t>Аңгемелер ачык интернет булактарынан алынган, иллюстрациялар болсо ЖИ менен түзүлгөн.</w:t>
+        <w:t>Сабак:</w:t>
+      </w:r>
+      <w:r>
+        <w:t xml:space="preserve"> Кечээ колуңдан келбеген нерсе бүгүн да келбейт деп ойлобо. Тажрыйбаң, күчүң жана мүмкүнчүлүктөрүң өзгөрүшү мүмкүн. Мурунку ийгиликсиздик келечегиңе чек койбосун.</w:t>
       </w:r>
     </w:p>
+    <w:p>
+      <w:r>
+        <w:rPr>
+          <w:i/>
+          <w:iCs/>
+        </w:rPr>
+        <w:t>Аңгемелер интернеттен чогултулуп, жасалма интеллекттин жардамы менен иштелип чыккан. Бардык сүрөттөр жасалма интеллект аркылуу түзүлгөн.</w:t>
+      </w:r>
+    </w:p>
+    <w:p/>
     <w:sectPr>
       <w:headerReference w:type="even" r:id="rId7"/>
       <w:headerReference w:type="default" r:id="rId8"/>
@@ -978,7 +888,6 @@
     </w:pPr>
     <w:rPr>
       <w:rFonts w:asciiTheme="majorHAnsi" w:eastAsiaTheme="majorEastAsia" w:hAnsiTheme="majorHAnsi" w:cstheme="majorBidi"/>
-      <w:color w:val="000000"/>
       <w:sz w:val="40"/>
       <w:szCs w:val="40"/>
     </w:rPr>
@@ -1000,7 +909,6 @@
     </w:pPr>
     <w:rPr>
       <w:rFonts w:asciiTheme="majorHAnsi" w:eastAsiaTheme="majorEastAsia" w:hAnsiTheme="majorHAnsi" w:cstheme="majorBidi"/>
-      <w:color w:val="000000"/>
       <w:sz w:val="32"/>
       <w:szCs w:val="32"/>
     </w:rPr>
@@ -1023,7 +931,6 @@
     </w:pPr>
     <w:rPr>
       <w:rFonts w:eastAsiaTheme="majorEastAsia" w:cstheme="majorBidi"/>
-      <w:color w:val="000000"/>
       <w:sz w:val="28"/>
       <w:szCs w:val="28"/>
     </w:rPr>
@@ -1048,7 +955,6 @@
       <w:rFonts w:eastAsiaTheme="majorEastAsia" w:cstheme="majorBidi"/>
       <w:i/>
       <w:iCs/>
-      <w:color w:val="000000"/>
     </w:rPr>
   </w:style>
   <w:style w:type="paragraph" w:styleId="Heading5">
@@ -1069,7 +975,6 @@
     </w:pPr>
     <w:rPr>
       <w:rFonts w:eastAsiaTheme="majorEastAsia" w:cstheme="majorBidi"/>
-      <w:color w:val="000000"/>
     </w:rPr>
   </w:style>
   <w:style w:type="paragraph" w:styleId="Heading6">
@@ -1092,7 +997,6 @@
       <w:rFonts w:eastAsiaTheme="majorEastAsia" w:cstheme="majorBidi"/>
       <w:i/>
       <w:iCs/>
-      <w:color w:val="000000"/>
     </w:rPr>
   </w:style>
   <w:style w:type="paragraph" w:styleId="Heading7">
@@ -1113,7 +1017,6 @@
     </w:pPr>
     <w:rPr>
       <w:rFonts w:eastAsiaTheme="majorEastAsia" w:cstheme="majorBidi"/>
-      <w:color w:val="000000"/>
     </w:rPr>
   </w:style>
   <w:style w:type="paragraph" w:styleId="Heading8">
@@ -1136,7 +1039,6 @@
       <w:rFonts w:eastAsiaTheme="majorEastAsia" w:cstheme="majorBidi"/>
       <w:i/>
       <w:iCs/>
-      <w:color w:val="000000"/>
     </w:rPr>
   </w:style>
   <w:style w:type="paragraph" w:styleId="Heading9">
@@ -1157,13 +1059,11 @@
     </w:pPr>
     <w:rPr>
       <w:rFonts w:eastAsiaTheme="majorEastAsia" w:cstheme="majorBidi"/>
-      <w:color w:val="000000"/>
     </w:rPr>
   </w:style>
   <w:style w:type="character" w:default="1" w:styleId="DefaultParagraphFont">
     <w:name w:val="Default Paragraph Font"/>
     <w:uiPriority w:val="1"/>
-    <w:semiHidden/>
     <w:unhideWhenUsed/>
   </w:style>
   <w:style w:type="table" w:default="1" w:styleId="TableNormal">
@@ -1319,7 +1219,6 @@
     </w:pPr>
     <w:rPr>
       <w:rFonts w:asciiTheme="majorHAnsi" w:eastAsiaTheme="majorEastAsia" w:hAnsiTheme="majorHAnsi" w:cstheme="majorBidi"/>
-      <w:color w:val="000000"/>
       <w:spacing w:val="-10"/>
       <w:kern w:val="28"/>
       <w:sz w:val="56"/>
@@ -1355,7 +1254,6 @@
     </w:pPr>
     <w:rPr>
       <w:rFonts w:eastAsiaTheme="majorEastAsia" w:cstheme="majorBidi"/>
-      <w:color w:val="000000"/>
       <w:spacing w:val="15"/>
       <w:sz w:val="28"/>
       <w:szCs w:val="28"/>
@@ -1390,7 +1288,6 @@
     <w:rPr>
       <w:i/>
       <w:iCs/>
-      <w:color w:val="000000"/>
     </w:rPr>
   </w:style>
   <w:style w:type="character" w:customStyle="1" w:styleId="QuoteChar">
@@ -1415,9 +1312,6 @@
       <w:ind w:left="720"/>
       <w:contextualSpacing/>
     </w:pPr>
-    <w:rPr>
-      <w:color w:val="000000"/>
-    </w:rPr>
   </w:style>
   <w:style w:type="character" w:styleId="IntenseEmphasis">
     <w:name w:val="Intense Emphasis"/>
@@ -1447,7 +1341,6 @@
     <w:rPr>
       <w:i/>
       <w:iCs/>
-      <w:color w:val="000000"/>
     </w:rPr>
   </w:style>
   <w:style w:type="character" w:customStyle="1" w:styleId="IntenseQuoteChar">
@@ -1487,9 +1380,6 @@
     <w:pPr>
       <w:spacing w:after="100"/>
     </w:pPr>
-    <w:rPr>
-      <w:color w:val="000000"/>
-    </w:rPr>
   </w:style>
   <w:style w:type="paragraph" w:customStyle="1" w:styleId="Moral">
     <w:name w:val="Moral"/>
@@ -1501,7 +1391,6 @@
     <w:rPr>
       <w:rFonts w:ascii="Arial" w:eastAsia="Arial" w:hAnsi="Arial"/>
       <w:i/>
-      <w:color w:val="000000"/>
       <w:kern w:val="0"/>
       <w:sz w:val="22"/>
       <w:szCs w:val="22"/>
@@ -1523,9 +1412,6 @@
       </w:tabs>
       <w:spacing w:after="0" w:line="240" w:lineRule="auto"/>
     </w:pPr>
-    <w:rPr>
-      <w:color w:val="000000"/>
-    </w:rPr>
   </w:style>
   <w:style w:type="character" w:customStyle="1" w:styleId="HeaderChar">
     <w:name w:val="Header Char"/>
@@ -1548,9 +1434,6 @@
       </w:tabs>
       <w:spacing w:after="0" w:line="240" w:lineRule="auto"/>
     </w:pPr>
-    <w:rPr>
-      <w:color w:val="000000"/>
-    </w:rPr>
   </w:style>
   <w:style w:type="character" w:customStyle="1" w:styleId="FooterChar">
     <w:name w:val="Footer Char"/>
@@ -1573,7 +1456,6 @@
     </w:pPr>
     <w:rPr>
       <w:rFonts w:eastAsiaTheme="minorEastAsia"/>
-      <w:color w:val="000000"/>
     </w:rPr>
   </w:style>
   <w:style w:type="paragraph" w:styleId="TOC3">
@@ -1590,7 +1472,6 @@
     </w:pPr>
     <w:rPr>
       <w:rFonts w:eastAsiaTheme="minorEastAsia"/>
-      <w:color w:val="000000"/>
     </w:rPr>
   </w:style>
   <w:style w:type="paragraph" w:styleId="TOC4">
@@ -1607,7 +1488,6 @@
     </w:pPr>
     <w:rPr>
       <w:rFonts w:eastAsiaTheme="minorEastAsia"/>
-      <w:color w:val="000000"/>
     </w:rPr>
   </w:style>
   <w:style w:type="paragraph" w:styleId="TOC5">
@@ -1624,7 +1504,6 @@
     </w:pPr>
     <w:rPr>
       <w:rFonts w:eastAsiaTheme="minorEastAsia"/>
-      <w:color w:val="000000"/>
     </w:rPr>
   </w:style>
   <w:style w:type="paragraph" w:styleId="TOC6">
@@ -1641,7 +1520,6 @@
     </w:pPr>
     <w:rPr>
       <w:rFonts w:eastAsiaTheme="minorEastAsia"/>
-      <w:color w:val="000000"/>
     </w:rPr>
   </w:style>
   <w:style w:type="paragraph" w:styleId="TOC7">
@@ -1658,7 +1536,6 @@
     </w:pPr>
     <w:rPr>
       <w:rFonts w:eastAsiaTheme="minorEastAsia"/>
-      <w:color w:val="000000"/>
     </w:rPr>
   </w:style>
   <w:style w:type="paragraph" w:styleId="TOC8">
@@ -1675,7 +1552,6 @@
     </w:pPr>
     <w:rPr>
       <w:rFonts w:eastAsiaTheme="minorEastAsia"/>
-      <w:color w:val="000000"/>
     </w:rPr>
   </w:style>
   <w:style w:type="paragraph" w:styleId="TOC9">
@@ -1692,7 +1568,6 @@
     </w:pPr>
     <w:rPr>
       <w:rFonts w:eastAsiaTheme="minorEastAsia"/>
-      <w:color w:val="000000"/>
     </w:rPr>
   </w:style>
   <w:style w:type="paragraph" w:styleId="TOCHeading">
@@ -1708,7 +1583,6 @@
       <w:outlineLvl w:val="9"/>
     </w:pPr>
     <w:rPr>
-      <w:color w:val="000000"/>
       <w:kern w:val="0"/>
       <w:sz w:val="32"/>
       <w:szCs w:val="32"/>

--- a/ky/wisdom-stories/elephant-and-the-rope.docx
+++ b/ky/wisdom-stories/elephant-and-the-rope.docx
@@ -13,7 +13,7 @@
     </w:p>
     <w:p>
       <w:r>
-        <w:t>Бир икаяда жолоочунун таң калыштуу көрүнүшкө туш болгону айтылат: алп пилдердин ар бири алдыңкы бутунан ичке жип менен казыкка байланып туруптур. Чынжыр да, тор да жок экен.</w:t>
+        <w:t>Бир аңгемеде жолоочунун таң калыштуу көрүнүшкө туш болгону айтылат: алп пилдердин ар бири алдыңкы бутунан ичке жип менен казыкка байланып туруптур. Чынжыр да, тор да жок экен.</w:t>
       </w:r>
     </w:p>
     <w:p>
